--- a/livrables/lecons/astrologie-karmique/2026-08-10_lecon-astrologie-karmique_01_cadrage-postulats-auteurs.docx
+++ b/livrables/lecons/astrologie-karmique/2026-08-10_lecon-astrologie-karmique_01_cadrage-postulats-auteurs.docx
@@ -2772,6 +2772,17 @@
         </w:rPr>
         <w:t xml:space="preserve"> — l'organisme français de référence pour les positions et les phénomènes célestes</w:t>
       </w:r>
+      <w:r>
+        <w:rPr>
+          <w:rFonts w:ascii="Times New Roman" w:cs="Times New Roman" w:eastAsia="Times New Roman" w:hAnsi="Times New Roman"/>
+          <w:i/>
+          <w:iCs/>
+          <w:color w:val="6B7280"/>
+          <w:sz w:val="20"/>
+          <w:szCs w:val="20"/>
+        </w:rPr>
+        <w:t xml:space="preserve">   [Corrigé le 25/10/2026 : adresse d'origine « imcce.fr » ; le site de l'IMCCE ne répond plus depuis le 23/10/2026 — HTTP 000, curl exit 28 avec ET sans le faisceau de certificats du dépôt, aucune réponse TCP sur le port 443. La page est désormais citée dans l'archive du 24/08/2026, la plus proche de la lecture du 10/08/2026 — HTTP 200, 3 424 caractères utiles. ⚠️ Et cette page d'accueil annonce elle-même que l'IMCCE a fusionné avec le SYRTE le 1er janvier 2025 pour former le Laboratoire Temps Espace (LTE) : le présent de cette ligne est périmé, et le nom complet de l'institut ne figure PAS sur la page archivée. Détail au journal.]</w:t>
+      </w:r>
     </w:p>
     <w:p>
       <w:pPr>
@@ -3060,6 +3071,50 @@
           <w:szCs w:val="20"/>
         </w:rPr>
         <w:t xml:space="preserve">— Fin de la leçon n°01 —</w:t>
+      </w:r>
+    </w:p>
+    <w:p>
+      <w:pPr>
+        <w:spacing w:after="120" w:before="320"/>
+      </w:pPr>
+      <w:r>
+        <w:rPr>
+          <w:rFonts w:ascii="Times New Roman" w:cs="Times New Roman" w:eastAsia="Times New Roman" w:hAnsi="Times New Roman"/>
+          <w:b/>
+          <w:bCs/>
+          <w:color w:val="1B3A6B"/>
+          <w:sz w:val="28"/>
+          <w:szCs w:val="28"/>
+        </w:rPr>
+        <w:t xml:space="preserve">📝 Journal des corrections — 25 octobre 2026</w:t>
+      </w:r>
+    </w:p>
+    <w:p>
+      <w:pPr>
+        <w:spacing w:after="80"/>
+      </w:pPr>
+      <w:r>
+        <w:rPr>
+          <w:rFonts w:ascii="Times New Roman" w:cs="Times New Roman" w:eastAsia="Times New Roman" w:hAnsi="Times New Roman"/>
+          <w:color w:val="1F2937"/>
+          <w:sz w:val="22"/>
+          <w:szCs w:val="22"/>
+        </w:rPr>
+        <w:t xml:space="preserve">Leçon relue le 25/10/2026, à l'occasion du repointage des cinq adresses IMCCE encore citées par le parcours.</w:t>
+      </w:r>
+    </w:p>
+    <w:p>
+      <w:pPr>
+        <w:spacing w:after="80"/>
+      </w:pPr>
+      <w:r>
+        <w:rPr>
+          <w:rFonts w:ascii="Times New Roman" w:cs="Times New Roman" w:eastAsia="Times New Roman" w:hAnsi="Times New Roman"/>
+          <w:color w:val="1F2937"/>
+          <w:sz w:val="22"/>
+          <w:szCs w:val="22"/>
+        </w:rPr>
+        <w:t xml:space="preserve">① Le portail de l'IMCCE ne répond plus, et l'institut a changé de nom. L'adresse d'origine était « imcce.fr ». Depuis le 23/10/2026 le site est muet : HTTP 000 et curl exit 28 avec ET sans le faisceau de certificats du dépôt, aucune réponse TCP sur le port 443 alors que le DNS résout — ce n'est donc ni un défaut du document ni un défaut de notre pile TLS. Deuxième point de vue, indépendant : l'Internet Archive moissonnait www.imcce.fr DEUX FOIS PAR JOUR jusqu'au 17/10/2026, et n'a plus aucun instantané depuis — ni de ce portail, ni d'aucune page de promenade.imcce.fr après le 20/10. La page est citée dans l'archive du 24/08/2026, la plus proche de la lecture annoncée (18/07 à vingt-trois jours avant, 24/08 à quatorze jours après). ⚠️ ET LA VÉRIFICATION A TROUVÉ AUTRE CHOSE : cette page annonce que l'IMCCE a fusionné avec le SYRTE le 1er janvier 2025 pour constituer le Laboratoire Temps Espace (LTE) — « Since January 1, 2025, the IMCCE has changed its name ». La description au présent de cette ligne de ressource est donc périmée. Mesuré aussi : le nom complet « Institut de mécanique céleste et de calcul des éphémérides » et les mots « phénomènes célestes » ne figurent nulle part sur la page archivée — zéro occurrence de « mécanique céleste » dans les 44 063 octets de HTML brut, le site étant rendu en JavaScript et sa coquille de navigation essentiellement en anglais. Le libellé de la ligne n'a pas été réécrit : il dit ce que l'institut est, non ce que la page affiche, et la correction est signalée là où elle se lit.</w:t>
       </w:r>
     </w:p>
     <w:sectPr>

--- a/livrables/lecons/astrologie-karmique/2026-08-10_lecon-astrologie-karmique_01_cadrage-postulats-auteurs.docx
+++ b/livrables/lecons/astrologie-karmique/2026-08-10_lecon-astrologie-karmique_01_cadrage-postulats-auteurs.docx
@@ -2809,6 +2809,17 @@
         </w:rPr>
         <w:t xml:space="preserve"> — le rôle de la ligne des nœuds, préparation à la leçon 03</w:t>
       </w:r>
+      <w:r>
+        <w:rPr>
+          <w:rFonts w:ascii="Times New Roman" w:cs="Times New Roman" w:eastAsia="Times New Roman" w:hAnsi="Times New Roman"/>
+          <w:i/>
+          <w:iCs/>
+          <w:color w:val="6B7280"/>
+          <w:sz w:val="20"/>
+          <w:szCs w:val="20"/>
+        </w:rPr>
+        <w:t xml:space="preserve">   [Corrigé le 25/10/2026 : adresse d'origine « media4.obspm.fr/…/quand-eclipses-lune_impression.html » ; tout l'hébergement de l'Observatoire de Paris est injoignable — HTTP 000 et curl exit 28 (délai) AVEC ET SANS le faisceau de certificats du dépôt, aucune réponse TCP sur le port 443 alors que le DNS résout, et www.obspm.fr est muet de la même façon : ni le document, ni notre pile TLS. Archive du 02/10/2023 — HTTP 200 et 25 077 caractères utiles ; c'est le SEUL instantané existant, soit deux ans et dix mois avant la lecture du 10/08/2026, et l'écart est dit plutôt que passé sous silence. « ligne des nœuds » y figure littéralement. Détail au journal.]</w:t>
+      </w:r>
     </w:p>
     <w:p>
       <w:pPr>
@@ -3115,6 +3126,48 @@
           <w:szCs w:val="22"/>
         </w:rPr>
         <w:t xml:space="preserve">① Le portail de l'IMCCE ne répond plus, et l'institut a changé de nom. L'adresse d'origine était « imcce.fr ». Depuis le 23/10/2026 le site est muet : HTTP 000 et curl exit 28 avec ET sans le faisceau de certificats du dépôt, aucune réponse TCP sur le port 443 alors que le DNS résout — ce n'est donc ni un défaut du document ni un défaut de notre pile TLS. Deuxième point de vue, indépendant : l'Internet Archive moissonnait www.imcce.fr DEUX FOIS PAR JOUR jusqu'au 17/10/2026, et n'a plus aucun instantané depuis — ni de ce portail, ni d'aucune page de promenade.imcce.fr après le 20/10. La page est citée dans l'archive du 24/08/2026, la plus proche de la lecture annoncée (18/07 à vingt-trois jours avant, 24/08 à quatorze jours après). ⚠️ ET LA VÉRIFICATION A TROUVÉ AUTRE CHOSE : cette page annonce que l'IMCCE a fusionné avec le SYRTE le 1er janvier 2025 pour constituer le Laboratoire Temps Espace (LTE) — « Since January 1, 2025, the IMCCE has changed its name ». La description au présent de cette ligne de ressource est donc périmée. Mesuré aussi : le nom complet « Institut de mécanique céleste et de calcul des éphémérides » et les mots « phénomènes célestes » ne figurent nulle part sur la page archivée — zéro occurrence de « mécanique céleste » dans les 44 063 octets de HTML brut, le site étant rendu en JavaScript et sa coquille de navigation essentiellement en anglais. Le libellé de la ligne n'a pas été réécrit : il dit ce que l'institut est, non ce que la page affiche, et la correction est signalée là où elle se lit.</w:t>
+      </w:r>
+    </w:p>
+    <w:p>
+      <w:pPr>
+        <w:spacing w:after="80"/>
+      </w:pPr>
+      <w:r>
+        <w:rPr>
+          <w:rFonts w:ascii="Times New Roman" w:cs="Times New Roman" w:eastAsia="Times New Roman" w:hAnsi="Times New Roman"/>
+          <w:color w:val="1F2937"/>
+          <w:sz w:val="22"/>
+          <w:szCs w:val="22"/>
+        </w:rPr>
+        <w:t xml:space="preserve">Adresse de l'Observatoire de Paris — repointée sur l'Internet Archive. La page « Quand ont lieu les éclipses de Lune ? » ne répond plus : tout l'hébergement de l'Observatoire de Paris est injoignable — HTTP 000 et curl exit 28 (délai) AVEC ET SANS le faisceau de certificats du dépôt, aucune réponse TCP sur le port 443 alors que le DNS résout, et www.obspm.fr est muet de la même façon : ni le document, ni notre pile TLS. Ce n'est pas une page morte, c'est un hébergement éteint, et c'est la même panne que celle qui a frappé les adresses IMCCE corrigées plus haut dans ce journal — promenade.imcce.fr résout vers benoite.obspm.fr, media4.obspm.fr vers wwwceti.obspm.fr : un seul établissement, une seule panne.</w:t>
+      </w:r>
+    </w:p>
+    <w:p>
+      <w:pPr>
+        <w:spacing w:after="80"/>
+      </w:pPr>
+      <w:r>
+        <w:rPr>
+          <w:rFonts w:ascii="Times New Roman" w:cs="Times New Roman" w:eastAsia="Times New Roman" w:hAnsi="Times New Roman"/>
+          <w:color w:val="1F2937"/>
+          <w:sz w:val="22"/>
+          <w:szCs w:val="22"/>
+        </w:rPr>
+        <w:t xml:space="preserve">L'Internet Archive corrobore, et c'est un point de vue indépendant du nôtre : ses derniers instantanés de www.obspm.fr sont réguliers jusqu'au 16/10/2026 et il n'y en a plus aucun depuis — la moisson de www.imcce.fr s'arrêtait le 17/10. Deux hôtes, deux arrêts à un jour d'intervalle.</w:t>
+      </w:r>
+    </w:p>
+    <w:p>
+      <w:pPr>
+        <w:spacing w:after="80"/>
+      </w:pPr>
+      <w:r>
+        <w:rPr>
+          <w:rFonts w:ascii="Times New Roman" w:cs="Times New Roman" w:eastAsia="Times New Roman" w:hAnsi="Times New Roman"/>
+          <w:color w:val="1F2937"/>
+          <w:sz w:val="22"/>
+          <w:szCs w:val="22"/>
+        </w:rPr>
+        <w:t xml:space="preserve">Ce que l'archive coûte ici, et il faut le dire : elle date du 02/10/2023, seul instantané existant, soit deux ans et dix mois avant la lecture annoncée du 10/08/2026. La règle écrite ce matin — une archive ne remplace une page morte que si son instantané encadre la lecture annoncée — n'est donc PAS satisfaite. Ce qui rend la substitution acceptable est mesuré : le libellé de cette ligne n'attribue à la page qu'un thème et le rôle de la ligne des nœuds, et « ligne des nœuds » figure littéralement sur la page archivée. Aucun chiffre ni aucune citation ne sont tirés de cette page dans cette leçon.</w:t>
       </w:r>
     </w:p>
     <w:sectPr>
